--- a/preview/docxs/47-internship-ready.docx
+++ b/preview/docxs/47-internship-ready.docx
@@ -499,7 +499,7 @@
         </w:rPr>
         <w:t xml:space="preserve">Demo: </w:t>
       </w:r>
-      <w:hyperlink w:history="1" r:id="rIdcjvaelg28p-ctmk6-fqce">
+      <w:hyperlink w:history="1" r:id="rIdu2b7r7d4boywb5xjtzcvm">
         <w:r>
           <w:rPr>
             <w:color w:val="0284c7"/>
@@ -527,7 +527,7 @@
         </w:rPr>
         <w:t xml:space="preserve">Code: </w:t>
       </w:r>
-      <w:hyperlink w:history="1" r:id="rIdq4j4qflqkb2on-holw6vm">
+      <w:hyperlink w:history="1" r:id="rIdt4le7oxy44fs5c9-lj_a1">
         <w:r>
           <w:rPr>
             <w:color w:val="0284c7"/>
@@ -617,7 +617,7 @@
         </w:rPr>
         <w:t xml:space="preserve">Demo: </w:t>
       </w:r>
-      <w:hyperlink w:history="1" r:id="rIdiqn8ex99zretmsr1kwk3g">
+      <w:hyperlink w:history="1" r:id="rIdnw2k1hvfua_jvlslwdkix">
         <w:r>
           <w:rPr>
             <w:color w:val="0284c7"/>
@@ -1036,7 +1036,7 @@
         </w:rPr>
         <w:t xml:space="preserve">Portfolio: </w:t>
       </w:r>
-      <w:hyperlink w:history="1" r:id="rIdmjreb-oail_gqvnfdrmwg">
+      <w:hyperlink w:history="1" r:id="rIds6_s0db9eqcb3nlsy5cyv">
         <w:r>
           <w:rPr>
             <w:color w:val="0284c7"/>
